--- a/Knowledge/2-Science/1-Formal sciences/Formal sciences Collection.docx
+++ b/Knowledge/2-Science/1-Formal sciences/Formal sciences Collection.docx
@@ -14,6 +14,20 @@
       </w:r>
     </w:p>
     <w:p>
+      <w:r>
+        <w:t>Data Path: Knowledge Folder -&gt; Knowledge Database -&gt; Science and Formal Topics Table</w:t>
+      </w:r>
+    </w:p>
+    <w:p>
+      <w:r>
+        <w:t xml:space="preserve">Last id recorded: </w:t>
+      </w:r>
+      <w:r>
+        <w:t>21</w:t>
+      </w:r>
+    </w:p>
+    <w:p/>
+    <w:p>
       <w:pPr>
         <w:pStyle w:val="ListParagraph"/>
         <w:numPr>
@@ -78,6 +92,13 @@
           <w:b/>
           <w:bCs/>
         </w:rPr>
+        <w:t xml:space="preserve">5: </w:t>
+      </w:r>
+      <w:r>
+        <w:rPr>
+          <w:b/>
+          <w:bCs/>
+        </w:rPr>
         <w:t>Wiki Source</w:t>
       </w:r>
       <w:r>
@@ -100,6 +121,13 @@
           <w:b/>
           <w:bCs/>
         </w:rPr>
+        <w:t xml:space="preserve">6: </w:t>
+      </w:r>
+      <w:r>
+        <w:rPr>
+          <w:b/>
+          <w:bCs/>
+        </w:rPr>
         <w:t>Wiki Source</w:t>
       </w:r>
       <w:r>
@@ -122,6 +150,13 @@
           <w:b/>
           <w:bCs/>
         </w:rPr>
+        <w:t xml:space="preserve">7: </w:t>
+      </w:r>
+      <w:r>
+        <w:rPr>
+          <w:b/>
+          <w:bCs/>
+        </w:rPr>
         <w:t>Wiki Source</w:t>
       </w:r>
       <w:r>
@@ -144,6 +179,13 @@
           <w:b/>
           <w:bCs/>
         </w:rPr>
+        <w:t xml:space="preserve">8: </w:t>
+      </w:r>
+      <w:r>
+        <w:rPr>
+          <w:b/>
+          <w:bCs/>
+        </w:rPr>
         <w:t>Wiki Source</w:t>
       </w:r>
       <w:r>
@@ -166,6 +208,13 @@
           <w:b/>
           <w:bCs/>
         </w:rPr>
+        <w:t xml:space="preserve">9: </w:t>
+      </w:r>
+      <w:r>
+        <w:rPr>
+          <w:b/>
+          <w:bCs/>
+        </w:rPr>
         <w:t>Wiki Source</w:t>
       </w:r>
       <w:r>
@@ -188,6 +237,13 @@
           <w:b/>
           <w:bCs/>
         </w:rPr>
+        <w:t xml:space="preserve">10: </w:t>
+      </w:r>
+      <w:r>
+        <w:rPr>
+          <w:b/>
+          <w:bCs/>
+        </w:rPr>
         <w:t>Wiki Source</w:t>
       </w:r>
       <w:r>
@@ -210,6 +266,13 @@
           <w:b/>
           <w:bCs/>
         </w:rPr>
+        <w:t xml:space="preserve">11: </w:t>
+      </w:r>
+      <w:r>
+        <w:rPr>
+          <w:b/>
+          <w:bCs/>
+        </w:rPr>
         <w:t>Wiki Source</w:t>
       </w:r>
       <w:r>
@@ -232,6 +295,13 @@
           <w:b/>
           <w:bCs/>
         </w:rPr>
+        <w:t xml:space="preserve">12: </w:t>
+      </w:r>
+      <w:r>
+        <w:rPr>
+          <w:b/>
+          <w:bCs/>
+        </w:rPr>
         <w:t>Wiki Source</w:t>
       </w:r>
       <w:r>
@@ -254,6 +324,13 @@
           <w:b/>
           <w:bCs/>
         </w:rPr>
+        <w:t xml:space="preserve">13: </w:t>
+      </w:r>
+      <w:r>
+        <w:rPr>
+          <w:b/>
+          <w:bCs/>
+        </w:rPr>
         <w:t>Wiki Source</w:t>
       </w:r>
       <w:r>
@@ -276,6 +353,13 @@
           <w:b/>
           <w:bCs/>
         </w:rPr>
+        <w:t xml:space="preserve">14: </w:t>
+      </w:r>
+      <w:r>
+        <w:rPr>
+          <w:b/>
+          <w:bCs/>
+        </w:rPr>
         <w:t>Multi Sources</w:t>
       </w:r>
       <w:r>
@@ -295,6 +379,13 @@
           <w:b/>
           <w:bCs/>
         </w:rPr>
+        <w:t xml:space="preserve">15: </w:t>
+      </w:r>
+      <w:r>
+        <w:rPr>
+          <w:b/>
+          <w:bCs/>
+        </w:rPr>
         <w:t>Multi Sources</w:t>
       </w:r>
       <w:r>
@@ -320,6 +411,13 @@
           <w:b/>
           <w:bCs/>
         </w:rPr>
+        <w:t xml:space="preserve">16: </w:t>
+      </w:r>
+      <w:r>
+        <w:rPr>
+          <w:b/>
+          <w:bCs/>
+        </w:rPr>
         <w:t>Multi Sources</w:t>
       </w:r>
       <w:r>
@@ -339,6 +437,13 @@
           <w:b/>
           <w:bCs/>
         </w:rPr>
+        <w:t xml:space="preserve">17: </w:t>
+      </w:r>
+      <w:r>
+        <w:rPr>
+          <w:b/>
+          <w:bCs/>
+        </w:rPr>
         <w:t>Multi Sources</w:t>
       </w:r>
       <w:r>
@@ -364,6 +469,13 @@
           <w:b/>
           <w:bCs/>
         </w:rPr>
+        <w:t xml:space="preserve">18: </w:t>
+      </w:r>
+      <w:r>
+        <w:rPr>
+          <w:b/>
+          <w:bCs/>
+        </w:rPr>
         <w:t>Multi Sources</w:t>
       </w:r>
       <w:r>
@@ -389,6 +501,13 @@
           <w:b/>
           <w:bCs/>
         </w:rPr>
+        <w:t xml:space="preserve">19: </w:t>
+      </w:r>
+      <w:r>
+        <w:rPr>
+          <w:b/>
+          <w:bCs/>
+        </w:rPr>
         <w:t>My Source</w:t>
       </w:r>
       <w:r>
@@ -411,6 +530,13 @@
           <w:b/>
           <w:bCs/>
         </w:rPr>
+        <w:t xml:space="preserve">20: </w:t>
+      </w:r>
+      <w:r>
+        <w:rPr>
+          <w:b/>
+          <w:bCs/>
+        </w:rPr>
         <w:t>My Source</w:t>
       </w:r>
       <w:r>
@@ -432,6 +558,13 @@
           <w:numId w:val="2"/>
         </w:numPr>
       </w:pPr>
+      <w:r>
+        <w:rPr>
+          <w:b/>
+          <w:bCs/>
+        </w:rPr>
+        <w:t xml:space="preserve">21: </w:t>
+      </w:r>
       <w:r>
         <w:rPr>
           <w:b/>

--- a/Knowledge/2-Science/1-Formal sciences/Formal sciences Collection.docx
+++ b/Knowledge/2-Science/1-Formal sciences/Formal sciences Collection.docx
@@ -23,567 +23,9 @@
         <w:t xml:space="preserve">Last id recorded: </w:t>
       </w:r>
       <w:r>
-        <w:t>21</w:t>
+        <w:t>49</w:t>
       </w:r>
     </w:p>
-    <w:p/>
-    <w:p>
-      <w:pPr>
-        <w:pStyle w:val="ListParagraph"/>
-        <w:numPr>
-          <w:ilvl w:val="0"/>
-          <w:numId w:val="3"/>
-        </w:numPr>
-        <w:rPr>
-          <w:b/>
-          <w:bCs/>
-        </w:rPr>
-      </w:pPr>
-      <w:r>
-        <w:rPr>
-          <w:b/>
-          <w:bCs/>
-        </w:rPr>
-        <w:t>0-</w:t>
-      </w:r>
-      <w:r>
-        <w:rPr>
-          <w:b/>
-          <w:bCs/>
-        </w:rPr>
-        <w:t>Intro to Formal sciences</w:t>
-      </w:r>
-      <w:r>
-        <w:rPr>
-          <w:b/>
-          <w:bCs/>
-        </w:rPr>
-        <w:t xml:space="preserve"> -&gt; </w:t>
-      </w:r>
-      <w:r>
-        <w:rPr>
-          <w:b/>
-          <w:bCs/>
-        </w:rPr>
-        <w:t>Total 17</w:t>
-      </w:r>
-    </w:p>
-    <w:p>
-      <w:pPr>
-        <w:pStyle w:val="Heading2"/>
-      </w:pPr>
-      <w:r>
-        <w:t>0-Intro to Formal sciences</w:t>
-      </w:r>
-      <w:r>
-        <w:t xml:space="preserve"> (Total 17)</w:t>
-      </w:r>
-    </w:p>
-    <w:p>
-      <w:pPr>
-        <w:pStyle w:val="ListParagraph"/>
-        <w:numPr>
-          <w:ilvl w:val="0"/>
-          <w:numId w:val="2"/>
-        </w:numPr>
-      </w:pPr>
-      <w:r>
-        <w:rPr>
-          <w:b/>
-          <w:bCs/>
-        </w:rPr>
-        <w:t xml:space="preserve">5: </w:t>
-      </w:r>
-      <w:r>
-        <w:rPr>
-          <w:b/>
-          <w:bCs/>
-        </w:rPr>
-        <w:t>Wiki Source</w:t>
-      </w:r>
-      <w:r>
-        <w:t xml:space="preserve">: </w:t>
-      </w:r>
-      <w:r>
-        <w:t>1-Formal science</w:t>
-      </w:r>
-    </w:p>
-    <w:p>
-      <w:pPr>
-        <w:pStyle w:val="ListParagraph"/>
-        <w:numPr>
-          <w:ilvl w:val="0"/>
-          <w:numId w:val="2"/>
-        </w:numPr>
-      </w:pPr>
-      <w:r>
-        <w:rPr>
-          <w:b/>
-          <w:bCs/>
-        </w:rPr>
-        <w:t xml:space="preserve">6: </w:t>
-      </w:r>
-      <w:r>
-        <w:rPr>
-          <w:b/>
-          <w:bCs/>
-        </w:rPr>
-        <w:t>Wiki Source</w:t>
-      </w:r>
-      <w:r>
-        <w:t xml:space="preserve">: </w:t>
-      </w:r>
-      <w:r>
-        <w:t>2-Formal system</w:t>
-      </w:r>
-    </w:p>
-    <w:p>
-      <w:pPr>
-        <w:pStyle w:val="ListParagraph"/>
-        <w:numPr>
-          <w:ilvl w:val="0"/>
-          <w:numId w:val="2"/>
-        </w:numPr>
-      </w:pPr>
-      <w:r>
-        <w:rPr>
-          <w:b/>
-          <w:bCs/>
-        </w:rPr>
-        <w:t xml:space="preserve">7: </w:t>
-      </w:r>
-      <w:r>
-        <w:rPr>
-          <w:b/>
-          <w:bCs/>
-        </w:rPr>
-        <w:t>Wiki Source</w:t>
-      </w:r>
-      <w:r>
-        <w:t xml:space="preserve">: </w:t>
-      </w:r>
-      <w:r>
-        <w:t>3-Abstract structure</w:t>
-      </w:r>
-    </w:p>
-    <w:p>
-      <w:pPr>
-        <w:pStyle w:val="ListParagraph"/>
-        <w:numPr>
-          <w:ilvl w:val="0"/>
-          <w:numId w:val="2"/>
-        </w:numPr>
-      </w:pPr>
-      <w:r>
-        <w:rPr>
-          <w:b/>
-          <w:bCs/>
-        </w:rPr>
-        <w:t xml:space="preserve">8: </w:t>
-      </w:r>
-      <w:r>
-        <w:rPr>
-          <w:b/>
-          <w:bCs/>
-        </w:rPr>
-        <w:t>Wiki Source</w:t>
-      </w:r>
-      <w:r>
-        <w:t xml:space="preserve">: </w:t>
-      </w:r>
-      <w:r>
-        <w:t>4-Formal language</w:t>
-      </w:r>
-    </w:p>
-    <w:p>
-      <w:pPr>
-        <w:pStyle w:val="ListParagraph"/>
-        <w:numPr>
-          <w:ilvl w:val="0"/>
-          <w:numId w:val="2"/>
-        </w:numPr>
-      </w:pPr>
-      <w:r>
-        <w:rPr>
-          <w:b/>
-          <w:bCs/>
-        </w:rPr>
-        <w:t xml:space="preserve">9: </w:t>
-      </w:r>
-      <w:r>
-        <w:rPr>
-          <w:b/>
-          <w:bCs/>
-        </w:rPr>
-        <w:t>Wiki Source</w:t>
-      </w:r>
-      <w:r>
-        <w:t xml:space="preserve">: </w:t>
-      </w:r>
-      <w:r>
-        <w:t>Axiom</w:t>
-      </w:r>
-    </w:p>
-    <w:p>
-      <w:pPr>
-        <w:pStyle w:val="ListParagraph"/>
-        <w:numPr>
-          <w:ilvl w:val="0"/>
-          <w:numId w:val="2"/>
-        </w:numPr>
-      </w:pPr>
-      <w:r>
-        <w:rPr>
-          <w:b/>
-          <w:bCs/>
-        </w:rPr>
-        <w:t xml:space="preserve">10: </w:t>
-      </w:r>
-      <w:r>
-        <w:rPr>
-          <w:b/>
-          <w:bCs/>
-        </w:rPr>
-        <w:t>Wiki Source</w:t>
-      </w:r>
-      <w:r>
-        <w:t>:</w:t>
-      </w:r>
-      <w:r>
-        <w:t xml:space="preserve"> Formalism (philosophy of mathematics)</w:t>
-      </w:r>
-    </w:p>
-    <w:p>
-      <w:pPr>
-        <w:pStyle w:val="ListParagraph"/>
-        <w:numPr>
-          <w:ilvl w:val="0"/>
-          <w:numId w:val="2"/>
-        </w:numPr>
-      </w:pPr>
-      <w:r>
-        <w:rPr>
-          <w:b/>
-          <w:bCs/>
-        </w:rPr>
-        <w:t xml:space="preserve">11: </w:t>
-      </w:r>
-      <w:r>
-        <w:rPr>
-          <w:b/>
-          <w:bCs/>
-        </w:rPr>
-        <w:t>Wiki Source</w:t>
-      </w:r>
-      <w:r>
-        <w:t>:</w:t>
-      </w:r>
-      <w:r>
-        <w:t xml:space="preserve"> Proposition</w:t>
-      </w:r>
-    </w:p>
-    <w:p>
-      <w:pPr>
-        <w:pStyle w:val="ListParagraph"/>
-        <w:numPr>
-          <w:ilvl w:val="0"/>
-          <w:numId w:val="2"/>
-        </w:numPr>
-      </w:pPr>
-      <w:r>
-        <w:rPr>
-          <w:b/>
-          <w:bCs/>
-        </w:rPr>
-        <w:t xml:space="preserve">12: </w:t>
-      </w:r>
-      <w:r>
-        <w:rPr>
-          <w:b/>
-          <w:bCs/>
-        </w:rPr>
-        <w:t>Wiki Source</w:t>
-      </w:r>
-      <w:r>
-        <w:t>:</w:t>
-      </w:r>
-      <w:r>
-        <w:t xml:space="preserve"> Sentence (linguistics)</w:t>
-      </w:r>
-    </w:p>
-    <w:p>
-      <w:pPr>
-        <w:pStyle w:val="ListParagraph"/>
-        <w:numPr>
-          <w:ilvl w:val="0"/>
-          <w:numId w:val="2"/>
-        </w:numPr>
-      </w:pPr>
-      <w:r>
-        <w:rPr>
-          <w:b/>
-          <w:bCs/>
-        </w:rPr>
-        <w:t xml:space="preserve">13: </w:t>
-      </w:r>
-      <w:r>
-        <w:rPr>
-          <w:b/>
-          <w:bCs/>
-        </w:rPr>
-        <w:t>Wiki Source</w:t>
-      </w:r>
-      <w:r>
-        <w:t>:</w:t>
-      </w:r>
-      <w:r>
-        <w:t xml:space="preserve"> Outline of formal science</w:t>
-      </w:r>
-    </w:p>
-    <w:p>
-      <w:pPr>
-        <w:pStyle w:val="ListParagraph"/>
-        <w:numPr>
-          <w:ilvl w:val="0"/>
-          <w:numId w:val="2"/>
-        </w:numPr>
-      </w:pPr>
-      <w:r>
-        <w:rPr>
-          <w:b/>
-          <w:bCs/>
-        </w:rPr>
-        <w:t xml:space="preserve">14: </w:t>
-      </w:r>
-      <w:r>
-        <w:rPr>
-          <w:b/>
-          <w:bCs/>
-        </w:rPr>
-        <w:t>Multi Sources</w:t>
-      </w:r>
-      <w:r>
-        <w:t>: Assertion vs Statement</w:t>
-      </w:r>
-    </w:p>
-    <w:p>
-      <w:pPr>
-        <w:pStyle w:val="ListParagraph"/>
-        <w:numPr>
-          <w:ilvl w:val="0"/>
-          <w:numId w:val="2"/>
-        </w:numPr>
-      </w:pPr>
-      <w:r>
-        <w:rPr>
-          <w:b/>
-          <w:bCs/>
-        </w:rPr>
-        <w:t xml:space="preserve">15: </w:t>
-      </w:r>
-      <w:r>
-        <w:rPr>
-          <w:b/>
-          <w:bCs/>
-        </w:rPr>
-        <w:t>Multi Sources</w:t>
-      </w:r>
-      <w:r>
-        <w:t>:</w:t>
-      </w:r>
-      <w:r>
-        <w:t xml:space="preserve"> </w:t>
-      </w:r>
-      <w:r>
-        <w:t>Propositions</w:t>
-      </w:r>
-    </w:p>
-    <w:p>
-      <w:pPr>
-        <w:pStyle w:val="ListParagraph"/>
-        <w:numPr>
-          <w:ilvl w:val="0"/>
-          <w:numId w:val="2"/>
-        </w:numPr>
-      </w:pPr>
-      <w:r>
-        <w:rPr>
-          <w:b/>
-          <w:bCs/>
-        </w:rPr>
-        <w:t xml:space="preserve">16: </w:t>
-      </w:r>
-      <w:r>
-        <w:rPr>
-          <w:b/>
-          <w:bCs/>
-        </w:rPr>
-        <w:t>Multi Sources</w:t>
-      </w:r>
-      <w:r>
-        <w:t>: Sentence or Statement</w:t>
-      </w:r>
-    </w:p>
-    <w:p>
-      <w:pPr>
-        <w:pStyle w:val="ListParagraph"/>
-        <w:numPr>
-          <w:ilvl w:val="0"/>
-          <w:numId w:val="2"/>
-        </w:numPr>
-      </w:pPr>
-      <w:r>
-        <w:rPr>
-          <w:b/>
-          <w:bCs/>
-        </w:rPr>
-        <w:t xml:space="preserve">17: </w:t>
-      </w:r>
-      <w:r>
-        <w:rPr>
-          <w:b/>
-          <w:bCs/>
-        </w:rPr>
-        <w:t>Multi Sources</w:t>
-      </w:r>
-      <w:r>
-        <w:t>:</w:t>
-      </w:r>
-      <w:r>
-        <w:t xml:space="preserve"> </w:t>
-      </w:r>
-      <w:r>
-        <w:t>The Axiomatic System - Definition &amp; Properties</w:t>
-      </w:r>
-    </w:p>
-    <w:p>
-      <w:pPr>
-        <w:pStyle w:val="ListParagraph"/>
-        <w:numPr>
-          <w:ilvl w:val="0"/>
-          <w:numId w:val="2"/>
-        </w:numPr>
-      </w:pPr>
-      <w:r>
-        <w:rPr>
-          <w:b/>
-          <w:bCs/>
-        </w:rPr>
-        <w:t xml:space="preserve">18: </w:t>
-      </w:r>
-      <w:r>
-        <w:rPr>
-          <w:b/>
-          <w:bCs/>
-        </w:rPr>
-        <w:t>Multi Sources</w:t>
-      </w:r>
-      <w:r>
-        <w:t>:</w:t>
-      </w:r>
-      <w:r>
-        <w:t xml:space="preserve"> </w:t>
-      </w:r>
-      <w:r>
-        <w:t>Theorem - Meaning, Types &amp; Examples</w:t>
-      </w:r>
-    </w:p>
-    <w:p>
-      <w:pPr>
-        <w:pStyle w:val="ListParagraph"/>
-        <w:numPr>
-          <w:ilvl w:val="0"/>
-          <w:numId w:val="2"/>
-        </w:numPr>
-      </w:pPr>
-      <w:r>
-        <w:rPr>
-          <w:b/>
-          <w:bCs/>
-        </w:rPr>
-        <w:t xml:space="preserve">19: </w:t>
-      </w:r>
-      <w:r>
-        <w:rPr>
-          <w:b/>
-          <w:bCs/>
-        </w:rPr>
-        <w:t>My Source</w:t>
-      </w:r>
-      <w:r>
-        <w:t xml:space="preserve">: </w:t>
-      </w:r>
-      <w:r>
-        <w:t>1-Formal science</w:t>
-      </w:r>
-    </w:p>
-    <w:p>
-      <w:pPr>
-        <w:pStyle w:val="ListParagraph"/>
-        <w:numPr>
-          <w:ilvl w:val="0"/>
-          <w:numId w:val="2"/>
-        </w:numPr>
-      </w:pPr>
-      <w:r>
-        <w:rPr>
-          <w:b/>
-          <w:bCs/>
-        </w:rPr>
-        <w:t xml:space="preserve">20: </w:t>
-      </w:r>
-      <w:r>
-        <w:rPr>
-          <w:b/>
-          <w:bCs/>
-        </w:rPr>
-        <w:t>My Source</w:t>
-      </w:r>
-      <w:r>
-        <w:rPr>
-          <w:b/>
-          <w:bCs/>
-        </w:rPr>
-        <w:t xml:space="preserve">: </w:t>
-      </w:r>
-      <w:r>
-        <w:t>2-Formal system</w:t>
-      </w:r>
-    </w:p>
-    <w:p>
-      <w:pPr>
-        <w:pStyle w:val="ListParagraph"/>
-        <w:numPr>
-          <w:ilvl w:val="0"/>
-          <w:numId w:val="2"/>
-        </w:numPr>
-      </w:pPr>
-      <w:r>
-        <w:rPr>
-          <w:b/>
-          <w:bCs/>
-        </w:rPr>
-        <w:t xml:space="preserve">21: </w:t>
-      </w:r>
-      <w:r>
-        <w:rPr>
-          <w:b/>
-          <w:bCs/>
-        </w:rPr>
-        <w:t>My Source</w:t>
-      </w:r>
-      <w:r>
-        <w:rPr>
-          <w:b/>
-          <w:bCs/>
-        </w:rPr>
-        <w:t xml:space="preserve">: </w:t>
-      </w:r>
-      <w:r>
-        <w:t>3-Formal language</w:t>
-      </w:r>
-    </w:p>
-    <w:p/>
     <w:p/>
     <w:p/>
     <w:sectPr>
